--- a/docs/Refidly_HIPAA_Business_Associate_Addendum_2026-10-22_InnovareHP.docx
+++ b/docs/Refidly_HIPAA_Business_Associate_Addendum_2026-10-22_InnovareHP.docx
@@ -36,7 +36,7 @@
           <w:color w:val="6B7280"/>
           <w:sz w:val="20"/>
         </w:rPr>
-        <w:t>Version 2026-08-11</w:t>
+        <w:t>Version 2026-10-22</w:t>
       </w:r>
     </w:p>
     <w:p>
@@ -541,7 +541,7 @@
         <w:t xml:space="preserve">– </w:t>
       </w:r>
       <w:r>
-        <w:t>Customer selects its own retention period.</w:t>
+        <w:t>Customer decides how long its records are kept and when they are purged.</w:t>
       </w:r>
     </w:p>
     <w:p>
@@ -588,7 +588,7 @@
     </w:p>
     <w:p>
       <w:r>
-        <w:t>This Addendum automatically lapses if the plan is changed to a non-BAA plan, the Agreement is cancelled, or the Service is suspended for non-payment after notice. A lapse does not terminate the Agreement, but PHI may not be placed or processed while lapsed.</w:t>
+        <w:t>This Addendum automatically lapses if the plan is changed to a non-BAA plan, the Agreement is cancelled, or the Service is suspended for non-payment after notice. A lapse does not terminate the Agreement. While lapsed, Customer shall not place new PHI in the Service, and Refidly's obligations under Sections 2, 3, and 6 continue to apply to all PHI Refidly then maintains until that PHI is returned or destroyed.</w:t>
       </w:r>
     </w:p>
     <w:p>
@@ -614,7 +614,7 @@
     </w:p>
     <w:p>
       <w:r>
-        <w:t>On termination, Refidly will, at Customer's election, return or destroy PHI, subject to the standard infeasibility carve-out. Protections continue for retained PHI, including PHI in backups and audit records, until those records expire under the applicable retention schedule. Destruction renders PHI unreadable and unreconstructable.</w:t>
+        <w:t>On termination, Refidly will, at Customer's election, return or destroy PHI, subject to the standard infeasibility carve-out. Protections continue for retained PHI, including PHI in backups and audit records, until those records expire under Refidly's backup and audit retention schedules. Destruction renders PHI unreadable and unreconstructable.</w:t>
       </w:r>
     </w:p>
     <w:p>
@@ -627,7 +627,7 @@
     </w:p>
     <w:p>
       <w:r>
-        <w:t>Refidly indemnifies Customer for its own failure to perform as Business Associate, including a Breach caused by failure to implement Section 2 safeguards, and that obligation is not subject to the Agreement's general liability cap where such a limit would be unenforceable. Customer indemnifies Refidly for PHI placed in the Service outside the Addendum's scope, including on a plan with no executed BAA.</w:t>
+        <w:t>Refidly indemnifies Customer against third-party claims, fines, or penalties arising from its own failure to perform as Business Associate, including a Breach caused by failure to implement Section 2 safeguards. Refidly's total liability arising out of this Addendum, including this indemnification obligation, is limited to three times the fees Customer paid under the Agreement in the 12 months before the event giving rise to the claim, except for liability arising from Refidly's gross negligence or wilful misconduct, or that cannot be limited under applicable law. Customer indemnifies Refidly for PHI placed in the Service outside the Addendum's scope, including on a plan with no executed BAA.</w:t>
       </w:r>
     </w:p>
     <w:p>
@@ -719,7 +719,7 @@
         <w:t xml:space="preserve">– </w:t>
       </w:r>
       <w:r>
-        <w:t>Governing law: the law of the Customer's jurisdiction of formation governs.</w:t>
+        <w:t>Governing law: the laws of the State of Michigan govern, without regard to conflict of laws rules, together with HIPAA and the HIPAA Regulations where they apply.</w:t>
       </w:r>
     </w:p>
     <w:p>
@@ -1181,6 +1181,8 @@
     <w:sectPr>
       <w:headerReference w:type="default" r:id="rId9"/>
       <w:footerReference w:type="default" r:id="rId10"/>
+      <w:headerReference w:type="first" r:id="rId11"/>
+      <w:footerReference w:type="first" r:id="rId12"/>
       <w:pgSz w:w="12240" w:h="15840"/>
       <w:pgMar w:top="1080" w:right="1152" w:bottom="1008" w:left="1152" w:header="720" w:footer="720" w:gutter="0"/>
       <w:cols w:space="720"/>
@@ -1203,9 +1205,19 @@
         <w:color w:val="6B7280"/>
         <w:sz w:val="16"/>
       </w:rPr>
-      <w:t xml:space="preserve">BAA Version 2026-08-11  •  </w:t>
+      <w:t xml:space="preserve">BAA Version 2026-10-22  •  </w:t>
     </w:r>
     <w:fldSimple w:instr="PAGE"/>
+  </w:p>
+</w:ftr>
+</file>
+
+<file path=word/footer2.xml><?xml version="1.0" encoding="utf-8"?>
+<w:ftr xmlns:m="http://schemas.openxmlformats.org/officeDocument/2006/math" xmlns:mc="http://schemas.openxmlformats.org/markup-compatibility/2006" xmlns:mo="http://schemas.microsoft.com/office/mac/office/2008/main" xmlns:mv="urn:schemas-microsoft-com:mac:vml" xmlns:o="urn:schemas-microsoft-com:office:office" xmlns:r="http://schemas.openxmlformats.org/officeDocument/2006/relationships" xmlns:v="urn:schemas-microsoft-com:vml" xmlns:w10="urn:schemas-microsoft-com:office:word" xmlns:w14="http://schemas.microsoft.com/office/word/2010/wordml" xmlns:w="http://schemas.openxmlformats.org/wordprocessingml/2006/main" xmlns:wne="http://schemas.microsoft.com/office/word/2006/wordml" xmlns:wp14="http://schemas.microsoft.com/office/word/2010/wordprocessingDrawing" xmlns:wp="http://schemas.openxmlformats.org/drawingml/2006/wordprocessingDrawing" xmlns:wpc="http://schemas.microsoft.com/office/word/2010/wordprocessingCanvas" xmlns:wpg="http://schemas.microsoft.com/office/word/2010/wordprocessingGroup" xmlns:wpi="http://schemas.microsoft.com/office/word/2010/wordprocessingInk" xmlns:wps="http://schemas.microsoft.com/office/word/2010/wordprocessingShape" mc:Ignorable="w14 wp14">
+  <w:p>
+    <w:pPr>
+      <w:pStyle w:val="Footer"/>
+    </w:pPr>
   </w:p>
 </w:ftr>
 </file>
@@ -1225,6 +1237,16 @@
       </w:rPr>
       <w:t>Refidly  |  HIPAA Business Associate Addendum</w:t>
     </w:r>
+  </w:p>
+</w:hdr>
+</file>
+
+<file path=word/header2.xml><?xml version="1.0" encoding="utf-8"?>
+<w:hdr xmlns:m="http://schemas.openxmlformats.org/officeDocument/2006/math" xmlns:mc="http://schemas.openxmlformats.org/markup-compatibility/2006" xmlns:mo="http://schemas.microsoft.com/office/mac/office/2008/main" xmlns:mv="urn:schemas-microsoft-com:mac:vml" xmlns:o="urn:schemas-microsoft-com:office:office" xmlns:r="http://schemas.openxmlformats.org/officeDocument/2006/relationships" xmlns:v="urn:schemas-microsoft-com:vml" xmlns:w10="urn:schemas-microsoft-com:office:word" xmlns:w14="http://schemas.microsoft.com/office/word/2010/wordml" xmlns:w="http://schemas.openxmlformats.org/wordprocessingml/2006/main" xmlns:wne="http://schemas.microsoft.com/office/word/2006/wordml" xmlns:wp14="http://schemas.microsoft.com/office/word/2010/wordprocessingDrawing" xmlns:wp="http://schemas.openxmlformats.org/drawingml/2006/wordprocessingDrawing" xmlns:wpc="http://schemas.microsoft.com/office/word/2010/wordprocessingCanvas" xmlns:wpg="http://schemas.microsoft.com/office/word/2010/wordprocessingGroup" xmlns:wpi="http://schemas.microsoft.com/office/word/2010/wordprocessingInk" xmlns:wps="http://schemas.microsoft.com/office/word/2010/wordprocessingShape" mc:Ignorable="w14 wp14">
+  <w:p>
+    <w:pPr>
+      <w:pStyle w:val="Header"/>
+    </w:pPr>
   </w:p>
 </w:hdr>
 </file>
